--- a/resume/Jess-Ferretti-Cover-Letter.docx
+++ b/resume/Jess-Ferretti-Cover-Letter.docx
@@ -76,20 +76,6 @@
     </w:p>
     <w:p>
       <w:pPr>
-        <w:spacing w:after="240"/>
-      </w:pPr>
-      <w:r>
-        <w:rPr>
-          <w:rFonts w:ascii="Calibri" w:cs="Calibri" w:eastAsia="Calibri" w:hAnsi="Calibri"/>
-          <w:color w:val="5A6472"/>
-          <w:sz w:val="21"/>
-          <w:szCs w:val="21"/>
-        </w:rPr>
-        <w:t xml:space="preserve">[Date]</w:t>
-      </w:r>
-    </w:p>
-    <w:p>
-      <w:pPr>
         <w:spacing w:after="120" w:before="120" w:line="290"/>
       </w:pPr>
       <w:r>
@@ -99,7 +85,7 @@
           <w:sz w:val="21"/>
           <w:szCs w:val="21"/>
         </w:rPr>
-        <w:t xml:space="preserve">Dear [Name],</w:t>
+        <w:t xml:space="preserve">Hello,</w:t>
       </w:r>
     </w:p>
     <w:p>
@@ -141,47 +127,7 @@
           <w:sz w:val="21"/>
           <w:szCs w:val="21"/>
         </w:rPr>
-        <w:t xml:space="preserve">What pulled me toward </w:t>
-      </w:r>
-      <w:r>
-        <w:rPr>
-          <w:rFonts w:ascii="Calibri" w:cs="Calibri" w:eastAsia="Calibri" w:hAnsi="Calibri"/>
-          <w:b/>
-          <w:bCs/>
-          <w:color w:val="0F1319"/>
-          <w:sz w:val="21"/>
-          <w:szCs w:val="21"/>
-        </w:rPr>
-        <w:t xml:space="preserve">[Company]</w:t>
-      </w:r>
-      <w:r>
-        <w:rPr>
-          <w:rFonts w:ascii="Calibri" w:cs="Calibri" w:eastAsia="Calibri" w:hAnsi="Calibri"/>
-          <w:color w:val="0F1319"/>
-          <w:sz w:val="21"/>
-          <w:szCs w:val="21"/>
-        </w:rPr>
-        <w:t xml:space="preserve"> is </w:t>
-      </w:r>
-      <w:r>
-        <w:rPr>
-          <w:rFonts w:ascii="Calibri" w:cs="Calibri" w:eastAsia="Calibri" w:hAnsi="Calibri"/>
-          <w:i/>
-          <w:iCs/>
-          <w:color w:val="5A6472"/>
-          <w:sz w:val="21"/>
-          <w:szCs w:val="21"/>
-        </w:rPr>
-        <w:t xml:space="preserve">[one honest sentence — the specific thing you noticed, not a compliment]</w:t>
-      </w:r>
-      <w:r>
-        <w:rPr>
-          <w:rFonts w:ascii="Calibri" w:cs="Calibri" w:eastAsia="Calibri" w:hAnsi="Calibri"/>
-          <w:color w:val="0F1319"/>
-          <w:sz w:val="21"/>
-          <w:szCs w:val="21"/>
-        </w:rPr>
-        <w:t xml:space="preserve">. I would like to be part of it.</w:t>
+        <w:t xml:space="preserve">That is what I am drawn to — work where the commercial answers are not fully written yet, and people willing to say so out loud. Whether that means building something from nothing or fixing the one part of an engine that is stuck, it is the same job to me, and I have never wanted to do anything else.</w:t>
       </w:r>
     </w:p>
     <w:p>
@@ -195,7 +141,7 @@
           <w:sz w:val="21"/>
           <w:szCs w:val="21"/>
         </w:rPr>
-        <w:t xml:space="preserve">You will see on the resume that I am publicly sober and in recovery. I mention it here because it is not a footnote. It is where the directness comes from, and it is why the people I work with tell me the truth about their pipeline early enough for it to matter.</w:t>
+        <w:t xml:space="preserve">You will see on the resume that I am publicly sober and in recovery. I mention it because it is not a footnote. It is where the directness comes from, and it is why the people I work with tell me the truth about their pipeline early enough for it to matter.</w:t>
       </w:r>
     </w:p>
     <w:p>
@@ -209,7 +155,7 @@
           <w:sz w:val="21"/>
           <w:szCs w:val="21"/>
         </w:rPr>
-        <w:t xml:space="preserve">If it seems like there is something here, I would love to talk. Thank you for reading this.</w:t>
+        <w:t xml:space="preserve">I would love to talk, and I would be glad to get specific about your business the moment there is a conversation to have. Thank you for reading this.</w:t>
       </w:r>
     </w:p>
     <w:p>
